--- a/tasks/任务书.docx
+++ b/tasks/任务书.docx
@@ -279,7 +279,6 @@
             <w:pPr>
               <w:spacing w:line="360" w:lineRule="auto"/>
               <w:rPr>
-                <w:rFonts w:hint="eastAsia"/>
                 <w:sz w:val="24"/>
                 <w:szCs w:val="24"/>
               </w:rPr>
@@ -379,7 +378,6 @@
             <w:pPr>
               <w:spacing w:line="360" w:lineRule="auto"/>
               <w:rPr>
-                <w:rFonts w:hint="eastAsia"/>
                 <w:sz w:val="24"/>
                 <w:szCs w:val="24"/>
               </w:rPr>
@@ -414,89 +412,6 @@
               </w:rPr>
               <w:t>陈金瑞</w:t>
             </w:r>
-          </w:p>
-        </w:tc>
-        <w:tc>
-          <w:tcPr>
-            <w:tcW w:w="1972" w:type="dxa"/>
-          </w:tcPr>
-          <w:p>
-            <w:pPr>
-              <w:spacing w:line="360" w:lineRule="auto"/>
-              <w:rPr>
-                <w:sz w:val="24"/>
-                <w:szCs w:val="24"/>
-              </w:rPr>
-            </w:pPr>
-            <w:r>
-              <w:rPr>
-                <w:rFonts w:hint="eastAsia"/>
-                <w:sz w:val="24"/>
-                <w:szCs w:val="24"/>
-              </w:rPr>
-              <w:t>小组成员</w:t>
-            </w:r>
-          </w:p>
-        </w:tc>
-        <w:tc>
-          <w:tcPr>
-            <w:tcW w:w="2215" w:type="dxa"/>
-            <w:gridSpan w:val="2"/>
-          </w:tcPr>
-          <w:p>
-            <w:pPr>
-              <w:spacing w:line="360" w:lineRule="auto"/>
-              <w:rPr>
-                <w:sz w:val="24"/>
-                <w:szCs w:val="24"/>
-              </w:rPr>
-            </w:pPr>
-          </w:p>
-        </w:tc>
-      </w:tr>
-      <w:tr>
-        <w:tc>
-          <w:tcPr>
-            <w:tcW w:w="2214" w:type="dxa"/>
-            <w:gridSpan w:val="2"/>
-            <w:vMerge/>
-          </w:tcPr>
-          <w:p>
-            <w:pPr>
-              <w:spacing w:line="360" w:lineRule="auto"/>
-              <w:rPr>
-                <w:sz w:val="24"/>
-                <w:szCs w:val="24"/>
-              </w:rPr>
-            </w:pPr>
-          </w:p>
-        </w:tc>
-        <w:tc>
-          <w:tcPr>
-            <w:tcW w:w="1679" w:type="dxa"/>
-          </w:tcPr>
-          <w:p>
-            <w:pPr>
-              <w:spacing w:line="360" w:lineRule="auto"/>
-              <w:rPr>
-                <w:sz w:val="24"/>
-                <w:szCs w:val="24"/>
-              </w:rPr>
-            </w:pPr>
-          </w:p>
-        </w:tc>
-        <w:tc>
-          <w:tcPr>
-            <w:tcW w:w="1888" w:type="dxa"/>
-          </w:tcPr>
-          <w:p>
-            <w:pPr>
-              <w:spacing w:line="360" w:lineRule="auto"/>
-              <w:rPr>
-                <w:sz w:val="24"/>
-                <w:szCs w:val="24"/>
-              </w:rPr>
-            </w:pPr>
           </w:p>
         </w:tc>
         <w:tc>
@@ -539,7 +454,7 @@
       </w:tr>
       <w:tr>
         <w:trPr>
-          <w:trHeight w:val="5175"/>
+          <w:trHeight w:val="3332"/>
         </w:trPr>
         <w:tc>
           <w:tcPr>
@@ -568,7 +483,6 @@
               <w:spacing w:line="360" w:lineRule="auto"/>
               <w:ind w:firstLine="480"/>
               <w:rPr>
-                <w:rFonts w:hint="eastAsia"/>
                 <w:sz w:val="24"/>
                 <w:szCs w:val="24"/>
               </w:rPr>
@@ -2180,7 +2094,6 @@
                 <w:sz w:val="24"/>
                 <w:szCs w:val="24"/>
               </w:rPr>
-              <w:lastRenderedPageBreak/>
               <w:t>部署与总结阶段</w:t>
             </w:r>
           </w:p>
@@ -2890,7 +2803,7 @@
     </w:p>
     <w:sectPr>
       <w:pgSz w:w="11906" w:h="16838"/>
-      <w:pgMar w:top="1304" w:right="1077" w:bottom="1304" w:left="1077" w:header="851" w:footer="992" w:gutter="0"/>
+      <w:pgMar w:top="720" w:right="720" w:bottom="720" w:left="720" w:header="851" w:footer="992" w:gutter="0"/>
       <w:cols w:space="425"/>
       <w:docGrid w:type="lines" w:linePitch="312"/>
     </w:sectPr>
